--- a/dual-wan-policy-routing/MikroTik Dual WAN Policy Routing and Failover Configuration.docx
+++ b/dual-wan-policy-routing/MikroTik Dual WAN Policy Routing and Failover Configuration.docx
@@ -104,7 +104,7 @@
           <w:noProof/>
         </w:rPr>
         <w:drawing>
-          <wp:inline distT="0" distB="0" distL="0" distR="0" wp14:anchorId="3B35A414" wp14:editId="6DD65D1F">
+          <wp:inline distT="0" distB="0" distL="0" distR="0" wp14:anchorId="3B35A414" wp14:editId="2EF838D0">
             <wp:extent cx="3139440" cy="2713706"/>
             <wp:effectExtent l="0" t="0" r="3810" b="0"/>
             <wp:docPr id="315001507" name="Picture 1"/>
@@ -864,6 +864,9 @@
     </w:p>
     <w:p>
       <w:r>
+        <w:rPr>
+          <w:noProof/>
+        </w:rPr>
         <w:drawing>
           <wp:anchor distT="0" distB="0" distL="114300" distR="114300" simplePos="0" relativeHeight="251659264" behindDoc="0" locked="0" layoutInCell="1" allowOverlap="1" wp14:anchorId="5A97EDE4" wp14:editId="37759521">
             <wp:simplePos x="914400" y="7048500"/>
@@ -1013,6 +1016,9 @@
         <w:t>/ip route</w:t>
       </w:r>
       <w:r>
+        <w:rPr>
+          <w:noProof/>
+        </w:rPr>
         <w:drawing>
           <wp:anchor distT="0" distB="0" distL="114300" distR="114300" simplePos="0" relativeHeight="251660288" behindDoc="0" locked="0" layoutInCell="1" allowOverlap="1" wp14:anchorId="1F4F6ED7" wp14:editId="0B353F25">
             <wp:simplePos x="914400" y="3034145"/>
@@ -1345,11 +1351,12 @@
         <w:rPr>
           <w:b/>
           <w:bCs/>
+          <w:noProof/>
         </w:rPr>
         <w:drawing>
-          <wp:inline distT="0" distB="0" distL="0" distR="0" wp14:anchorId="006D8F4E" wp14:editId="302EB728">
-            <wp:extent cx="4076417" cy="2292928"/>
-            <wp:effectExtent l="0" t="0" r="635" b="0"/>
+          <wp:inline distT="0" distB="0" distL="0" distR="0" wp14:anchorId="006D8F4E" wp14:editId="22CBDC81">
+            <wp:extent cx="4074795" cy="2211052"/>
+            <wp:effectExtent l="0" t="0" r="1905" b="0"/>
             <wp:docPr id="1597045776" name="Picture 9"/>
             <wp:cNvGraphicFramePr>
               <a:graphicFrameLocks xmlns:a="http://schemas.openxmlformats.org/drawingml/2006/main" noChangeAspect="1"/>
@@ -1363,7 +1370,7 @@
                       <a:picLocks noChangeAspect="1" noChangeArrowheads="1"/>
                     </pic:cNvPicPr>
                   </pic:nvPicPr>
-                  <pic:blipFill>
+                  <pic:blipFill rotWithShape="1">
                     <a:blip r:embed="rId12" cstate="print">
                       <a:extLst>
                         <a:ext uri="{28A0092B-C50C-407E-A947-70E740481C1C}">
@@ -1371,7 +1378,7 @@
                         </a:ext>
                       </a:extLst>
                     </a:blip>
-                    <a:srcRect/>
+                    <a:srcRect t="3932"/>
                     <a:stretch>
                       <a:fillRect/>
                     </a:stretch>
@@ -1379,7 +1386,7 @@
                   <pic:spPr bwMode="auto">
                     <a:xfrm>
                       <a:off x="0" y="0"/>
-                      <a:ext cx="4082424" cy="2296307"/>
+                      <a:ext cx="4088975" cy="2218746"/>
                     </a:xfrm>
                     <a:prstGeom prst="rect">
                       <a:avLst/>
@@ -1388,6 +1395,11 @@
                     <a:ln>
                       <a:noFill/>
                     </a:ln>
+                    <a:extLst>
+                      <a:ext uri="{53640926-AAD7-44D8-BBD7-CCE9431645EC}">
+                        <a14:shadowObscured xmlns:a14="http://schemas.microsoft.com/office/drawing/2010/main"/>
+                      </a:ext>
+                    </a:extLst>
                   </pic:spPr>
                 </pic:pic>
               </a:graphicData>
@@ -1427,9 +1439,10 @@
         <w:rPr>
           <w:b/>
           <w:bCs/>
+          <w:noProof/>
         </w:rPr>
         <w:drawing>
-          <wp:inline distT="0" distB="0" distL="0" distR="0" wp14:anchorId="55325FB9" wp14:editId="7C1E444A">
+          <wp:inline distT="0" distB="0" distL="0" distR="0" wp14:anchorId="55325FB9" wp14:editId="01D6F817">
             <wp:extent cx="4521325" cy="2147454"/>
             <wp:effectExtent l="0" t="0" r="0" b="5715"/>
             <wp:docPr id="2147273518" name="Picture 11"/>
@@ -2762,6 +2775,7 @@
   <w:style w:type="character" w:default="1" w:styleId="DefaultParagraphFont">
     <w:name w:val="Default Paragraph Font"/>
     <w:uiPriority w:val="1"/>
+    <w:semiHidden/>
     <w:unhideWhenUsed/>
   </w:style>
   <w:style w:type="table" w:default="1" w:styleId="TableNormal">
